--- a/CSC500/MOD8/DunnJustanCSC500-1MOD8PP.docx
+++ b/CSC500/MOD8/DunnJustanCSC500-1MOD8PP.docx
@@ -1833,7 +1833,7 @@
             <v:path o:extrusionok="f" gradientshapeok="t" o:connecttype="rect"/>
             <o:lock v:ext="edit" aspectratio="t"/>
           </v:shapetype>
-          <v:shape id="_x0000_i1026" type="#_x0000_t75" style="width:357pt;height:138pt;visibility:visible;mso-wrap-style:square">
+          <v:shape id="_x0000_i1025" type="#_x0000_t75" style="width:357pt;height:138pt;visibility:visible;mso-wrap-style:square">
             <v:imagedata r:id="rId9" o:title=""/>
           </v:shape>
         </w:pict>
@@ -1925,7 +1925,7 @@
           <w:color w:val="000000"/>
         </w:rPr>
         <w:pict w14:anchorId="57A87EC7">
-          <v:shape id="_x0000_i1033" type="#_x0000_t75" style="width:377.25pt;height:358.5pt;visibility:visible;mso-wrap-style:square">
+          <v:shape id="_x0000_i1026" type="#_x0000_t75" style="width:377.25pt;height:358.5pt;visibility:visible;mso-wrap-style:square">
             <v:imagedata r:id="rId10" o:title=""/>
           </v:shape>
         </w:pict>
@@ -1946,6 +1946,7 @@
           <w:rFonts w:eastAsia="Calibri"/>
           <w:color w:val="000000"/>
         </w:rPr>
+        <w:lastRenderedPageBreak/>
         <w:t xml:space="preserve">Figure </w:t>
       </w:r>
       <w:r>
@@ -2005,7 +2006,6 @@
           <w:bCs/>
           <w:color w:val="000000"/>
         </w:rPr>
-        <w:lastRenderedPageBreak/>
         <w:t>Part 3</w:t>
       </w:r>
       <w:r>
@@ -2035,16 +2035,9 @@
           <w:noProof/>
           <w:color w:val="000000"/>
         </w:rPr>
-      </w:r>
-      <w:r>
-        <w:rPr>
-          <w:rFonts w:eastAsia="Calibri"/>
-          <w:color w:val="000000"/>
-        </w:rPr>
-        <w:pict w14:anchorId="0EC36D9F">
-          <v:shape id="_x0000_s1027" type="#_x0000_t75" style="width:251.3pt;height:327.8pt;mso-left-percent:-10001;mso-top-percent:-10001;mso-position-horizontal:absolute;mso-position-horizontal-relative:char;mso-position-vertical:absolute;mso-position-vertical-relative:line;mso-left-percent:-10001;mso-top-percent:-10001">
+        <w:pict w14:anchorId="662F7A70">
+          <v:shape id="Picture 1" o:spid="_x0000_i1030" type="#_x0000_t75" style="width:408.75pt;height:540pt;visibility:visible;mso-wrap-style:square">
             <v:imagedata r:id="rId11" o:title=""/>
-            <w10:anchorlock/>
           </v:shape>
         </w:pict>
       </w:r>
@@ -2100,6 +2093,7 @@
           <w:bCs/>
           <w:color w:val="000000"/>
         </w:rPr>
+        <w:lastRenderedPageBreak/>
         <w:t>Screenshots of Program Execution</w:t>
       </w:r>
     </w:p>
@@ -2118,8 +2112,8 @@
           <w:noProof/>
           <w:color w:val="000000"/>
         </w:rPr>
-        <w:pict w14:anchorId="145A4773">
-          <v:shape id="Picture 1" o:spid="_x0000_i1025" type="#_x0000_t75" style="width:178.5pt;height:172.5pt;visibility:visible;mso-wrap-style:square">
+        <w:pict w14:anchorId="51C1C6D0">
+          <v:shape id="_x0000_i1036" type="#_x0000_t75" style="width:241.5pt;height:582.75pt;visibility:visible;mso-wrap-style:square">
             <v:imagedata r:id="rId12" o:title=""/>
           </v:shape>
         </w:pict>
